--- a/Documents/activity2.docx
+++ b/Documents/activity2.docx
@@ -2,58 +2,6 @@
 <file path=word/document.xml><?xml version="1.0" encoding="utf-8"?>
 <w:document xmlns:wpc="http://schemas.microsoft.com/office/word/2010/wordprocessingCanvas" xmlns:cx="http://schemas.microsoft.com/office/drawing/2014/chartex" xmlns:cx1="http://schemas.microsoft.com/office/drawing/2015/9/8/chartex" xmlns:cx2="http://schemas.microsoft.com/office/drawing/2015/10/21/chartex" xmlns:cx3="http://schemas.microsoft.com/office/drawing/2016/5/9/chartex" xmlns:cx4="http://schemas.microsoft.com/office/drawing/2016/5/10/chartex" xmlns:cx5="http://schemas.microsoft.com/office/drawing/2016/5/11/chartex" xmlns:cx6="http://schemas.microsoft.com/office/drawing/2016/5/12/chartex" xmlns:cx7="http://schemas.microsoft.com/office/drawing/2016/5/13/chartex" xmlns:cx8="http://schemas.microsoft.com/office/drawing/2016/5/14/chartex" xmlns:mc="http://schemas.openxmlformats.org/markup-compatibility/2006" xmlns:aink="http://schemas.microsoft.com/office/drawing/2016/ink" xmlns:am3d="http://schemas.microsoft.com/office/drawing/2017/model3d" xmlns:o="urn:schemas-microsoft-com:office:office" xmlns:oel="http://schemas.microsoft.com/office/2019/extlst" xmlns:r="http://schemas.openxmlformats.org/officeDocument/2006/relationships" xmlns:m="http://schemas.openxmlformats.org/officeDocument/2006/math" xmlns:v="urn:schemas-microsoft-com:vml" xmlns:wp14="http://schemas.microsoft.com/office/word/2010/wordprocessingDrawing" xmlns:wp="http://schemas.openxmlformats.org/drawingml/2006/wordprocessingDrawing" xmlns:w10="urn:schemas-microsoft-com:office:word" xmlns:w="http://schemas.openxmlformats.org/wordprocessingml/2006/main" xmlns:w14="http://schemas.microsoft.com/office/word/2010/wordml" xmlns:w15="http://schemas.microsoft.com/office/word/2012/wordml" xmlns:w16cex="http://schemas.microsoft.com/office/word/2018/wordml/cex" xmlns:w16cid="http://schemas.microsoft.com/office/word/2016/wordml/cid" xmlns:w16="http://schemas.microsoft.com/office/word/2018/wordml" xmlns:w16sdtdh="http://schemas.microsoft.com/office/word/2020/wordml/sdtdatahash" xmlns:w16se="http://schemas.microsoft.com/office/word/2015/wordml/symex" xmlns:wpg="http://schemas.microsoft.com/office/word/2010/wordprocessingGroup" xmlns:wpi="http://schemas.microsoft.com/office/word/2010/wordprocessingInk" xmlns:wne="http://schemas.microsoft.com/office/word/2006/wordml" xmlns:wps="http://schemas.microsoft.com/office/word/2010/wordprocessingShape" mc:Ignorable="w14 w15 w16se w16cid w16 w16cex w16sdtdh wp14">
   <w:body>
-    <w:p>
-      <w:pPr>
-        <w:rPr>
-          <w:b/>
-          <w:bCs/>
-        </w:rPr>
-      </w:pPr>
-      <w:r>
-        <w:rPr>
-          <w:b/>
-          <w:bCs/>
-        </w:rPr>
-        <w:t xml:space="preserve">Name: </w:t>
-      </w:r>
-      <w:r>
-        <w:rPr>
-          <w:b/>
-          <w:bCs/>
-        </w:rPr>
-        <w:t>Matthew Keane Y. Mariano</w:t>
-      </w:r>
-    </w:p>
-    <w:p>
-      <w:pPr>
-        <w:rPr>
-          <w:b/>
-          <w:bCs/>
-        </w:rPr>
-      </w:pPr>
-      <w:r>
-        <w:rPr>
-          <w:b/>
-          <w:bCs/>
-        </w:rPr>
-        <w:t>Section: BSIT-4D</w:t>
-      </w:r>
-    </w:p>
-    <w:p>
-      <w:pPr>
-        <w:rPr>
-          <w:b/>
-          <w:bCs/>
-        </w:rPr>
-      </w:pPr>
-      <w:r>
-        <w:rPr>
-          <w:b/>
-          <w:bCs/>
-        </w:rPr>
-        <w:t>Subject: ITEC-116</w:t>
-      </w:r>
-    </w:p>
     <w:p>
       <w:pPr>
         <w:rPr>
@@ -114,47 +62,6 @@
         <w:proofErr w:type="spellEnd"/>
       </w:hyperlink>
     </w:p>
-    <w:p>
-      <w:pPr>
-        <w:rPr>
-          <w:b/>
-          <w:bCs/>
-        </w:rPr>
-      </w:pPr>
-    </w:p>
-    <w:p>
-      <w:pPr>
-        <w:jc w:val="center"/>
-      </w:pPr>
-      <w:proofErr w:type="spellStart"/>
-      <w:r>
-        <w:rPr>
-          <w:b/>
-          <w:bCs/>
-        </w:rPr>
-        <w:t>Avtivity</w:t>
-      </w:r>
-      <w:proofErr w:type="spellEnd"/>
-      <w:r>
-        <w:rPr>
-          <w:b/>
-          <w:bCs/>
-        </w:rPr>
-        <w:t xml:space="preserve"> 2:</w:t>
-      </w:r>
-      <w:r>
-        <w:t xml:space="preserve"> </w:t>
-      </w:r>
-      <w:proofErr w:type="spellStart"/>
-      <w:r>
-        <w:t>NoTe</w:t>
-      </w:r>
-      <w:proofErr w:type="spellEnd"/>
-      <w:r>
-        <w:t xml:space="preserve"> APP + UI</w:t>
-      </w:r>
-    </w:p>
-    <w:p/>
     <w:p>
       <w:pPr>
         <w:spacing w:line="360" w:lineRule="auto"/>
@@ -477,7 +384,7 @@
           <w:noProof/>
         </w:rPr>
         <w:drawing>
-          <wp:anchor distT="0" distB="0" distL="114300" distR="114300" simplePos="0" relativeHeight="251661312" behindDoc="0" locked="0" layoutInCell="1" allowOverlap="1" wp14:anchorId="0F282205" wp14:editId="59E9CAF3">
+          <wp:anchor distT="0" distB="0" distL="114300" distR="114300" simplePos="0" relativeHeight="251661312" behindDoc="0" locked="0" layoutInCell="1" allowOverlap="1" wp14:anchorId="0F282205" wp14:editId="48915C3A">
             <wp:simplePos x="0" y="0"/>
             <wp:positionH relativeFrom="column">
               <wp:posOffset>975360</wp:posOffset>
@@ -653,6 +560,7 @@
         <w:rPr>
           <w:noProof/>
         </w:rPr>
+        <w:lastRenderedPageBreak/>
         <w:drawing>
           <wp:inline distT="0" distB="0" distL="0" distR="0" wp14:anchorId="483CF603" wp14:editId="0855306E">
             <wp:extent cx="5731510" cy="3223895"/>
@@ -810,6 +718,7 @@
         <w:spacing w:line="276" w:lineRule="auto"/>
       </w:pPr>
       <w:r>
+        <w:lastRenderedPageBreak/>
         <w:t xml:space="preserve">Step 3: Run </w:t>
       </w:r>
       <w:proofErr w:type="spellStart"/>
@@ -1157,6 +1066,7 @@
           <w:b/>
           <w:bCs/>
         </w:rPr>
+        <w:lastRenderedPageBreak/>
         <w:t>Swagger API Documentation (Backend)</w:t>
       </w:r>
     </w:p>
